--- a/Lettres de motivation/docx/LM_L3_Informatique_Calais.docx
+++ b/Lettres de motivation/docx/LM_L3_Informatique_Calais.docx
@@ -161,7 +161,7 @@
                 <w:sz w:val="18"/>
                 <w:szCs w:val="18"/>
               </w:rPr>
-              <w:t xml:space="preserve">Faculté Jean Perrin — Calais</w:t>
+              <w:t xml:space="preserve">Centre Universitaire Mi-Voix — Calais</w:t>
             </w:r>
           </w:p>
           <w:p>
